--- a/docs/sonar-gate-guide.docx
+++ b/docs/sonar-gate-guide.docx
@@ -2,6 +2,30 @@
 <file path=word/document.xml><?xml version="1.0" encoding="utf-8"?>
 <w:document xmlns:w="http://schemas.openxmlformats.org/wordprocessingml/2006/main" xmlns:m="http://schemas.openxmlformats.org/officeDocument/2006/math" xmlns:r="http://schemas.openxmlformats.org/officeDocument/2006/relationships" xmlns:o="urn:schemas-microsoft-com:office:office" xmlns:v="urn:schemas-microsoft-com:vml" xmlns:w10="urn:schemas-microsoft-com:office:word" xmlns:a="http://schemas.openxmlformats.org/drawingml/2006/main" xmlns:pic="http://schemas.openxmlformats.org/drawingml/2006/picture" xmlns:wp="http://schemas.openxmlformats.org/drawingml/2006/wordprocessingDrawing">
   <w:body>
+    <w:p>
+      <w:pPr>
+        <w:pStyle w:val="Title"/>
+      </w:pPr>
+      <w:r>
+        <w:t xml:space="preserve">Sonar Gate — User Guide</w:t>
+      </w:r>
+    </w:p>
+    <w:p>
+      <w:pPr>
+        <w:pStyle w:val="Author"/>
+      </w:pPr>
+      <w:r>
+        <w:t xml:space="preserve">Ritwik Ranjan Pathak</w:t>
+      </w:r>
+    </w:p>
+    <w:p>
+      <w:pPr>
+        <w:pStyle w:val="Date"/>
+      </w:pPr>
+      <w:r>
+        <w:t xml:space="preserve">2026-04-30</w:t>
+      </w:r>
+    </w:p>
     <w:bookmarkStart w:id="28" w:name="sonar-gate-user-guide"/>
     <w:p>
       <w:pPr>
@@ -26,7 +50,7 @@
         <w:t xml:space="preserve"> </w:t>
       </w:r>
       <w:r>
-        <w:t xml:space="preserve">1.0</w:t>
+        <w:t xml:space="preserve">1.1</w:t>
       </w:r>
       <w:r>
         <w:t xml:space="preserve"> </w:t>
@@ -42,7 +66,7 @@
         <w:t xml:space="preserve"> </w:t>
       </w:r>
       <w:r>
-        <w:t xml:space="preserve">2026-04-29</w:t>
+        <w:t xml:space="preserve">2026-04-30</w:t>
       </w:r>
       <w:r>
         <w:t xml:space="preserve"> </w:t>
@@ -360,6 +384,88 @@
                 <w:b/>
                 <w:bCs/>
               </w:rPr>
+              <w:t xml:space="preserve">Consolidated stub generation</w:t>
+            </w:r>
+          </w:p>
+        </w:tc>
+        <w:tc>
+          <w:tcPr/>
+          <w:p>
+            <w:pPr>
+              <w:pStyle w:val="Compact"/>
+            </w:pPr>
+            <w:r>
+              <w:t xml:space="preserve">Similar methods are merged into one stub (e.g. </w:t>
+            </w:r>
+            <w:r>
+              <w:rPr>
+                <w:rStyle w:val="VerbatimChar"/>
+              </w:rPr>
+              <w:t xml:space="preserve">getRulesByOrg</w:t>
+            </w:r>
+            <w:r>
+              <w:t xml:space="preserve"> </w:t>
+            </w:r>
+            <w:r>
+              <w:t xml:space="preserve">+</w:t>
+            </w:r>
+            <w:r>
+              <w:t xml:space="preserve"> </w:t>
+            </w:r>
+            <w:r>
+              <w:rPr>
+                <w:rStyle w:val="VerbatimChar"/>
+              </w:rPr>
+              <w:t xml:space="preserve">getRulesByOrgAndType</w:t>
+            </w:r>
+            <w:r>
+              <w:t xml:space="preserve"> </w:t>
+            </w:r>
+            <w:r>
+              <w:t xml:space="preserve">→ one</w:t>
+            </w:r>
+            <w:r>
+              <w:t xml:space="preserve"> </w:t>
+            </w:r>
+            <w:r>
+              <w:rPr>
+                <w:rStyle w:val="VerbatimChar"/>
+              </w:rPr>
+              <w:t xml:space="preserve">test_getRules</w:t>
+            </w:r>
+            <w:r>
+              <w:t xml:space="preserve">) to keep the stub file small and focused; each stub lists what it covers in a</w:t>
+            </w:r>
+            <w:r>
+              <w:t xml:space="preserve"> </w:t>
+            </w:r>
+            <w:r>
+              <w:rPr>
+                <w:rStyle w:val="VerbatimChar"/>
+              </w:rPr>
+              <w:t xml:space="preserve">// TODO covers:</w:t>
+            </w:r>
+            <w:r>
+              <w:t xml:space="preserve"> </w:t>
+            </w:r>
+            <w:r>
+              <w:t xml:space="preserve">comment</w:t>
+            </w:r>
+          </w:p>
+        </w:tc>
+      </w:tr>
+      <w:tr>
+        <w:tc>
+          <w:tcPr/>
+          <w:p>
+            <w:pPr>
+              <w:pStyle w:val="Compact"/>
+            </w:pPr>
+            <w:r>
+              <w:rPr>
+                <w:b/>
+                <w:bCs/>
+              </w:rPr>
               <w:t xml:space="preserve">Soft gate</w:t>
             </w:r>
           </w:p>
@@ -399,7 +505,7 @@
               <w:pStyle w:val="Compact"/>
             </w:pPr>
             <w:r>
-              <w:t xml:space="preserve">Generates compilable test stubs for every uncovered method; loops until you hit 90% or choose to continue</w:t>
+              <w:t xml:space="preserve">Generates compilable test stubs for uncovered methods, merged by behaviour; loops until you hit 90% or choose to continue</w:t>
             </w:r>
           </w:p>
         </w:tc>
@@ -1146,80 +1252,7 @@
         <w:t xml:space="preserve"> </w:t>
       </w:r>
       <w:r>
-        <w:t xml:space="preserve">in your test directory with one stub method for every uncovered method. Open that file, fill in the test logic, then tell the skill you are ready. It re-runs JaCoCo automatically and shows the updated report. Repeat until you reach 90%.</w:t>
-      </w:r>
-    </w:p>
-    <w:p>
-      <w:pPr>
-        <w:pStyle w:val="BodyText"/>
-      </w:pPr>
-      <w:r>
-        <w:rPr>
-          <w:b/>
-          <w:bCs/>
-        </w:rPr>
-        <w:t xml:space="preserve">Choose [2] Continue:</w:t>
-      </w:r>
-      <w:r>
-        <w:t xml:space="preserve"> </w:t>
-      </w:r>
-      <w:r>
-        <w:t xml:space="preserve">The skill logs a warning in</w:t>
-      </w:r>
-      <w:r>
-        <w:t xml:space="preserve"> </w:t>
-      </w:r>
-      <w:r>
-        <w:rPr>
-          <w:rStyle w:val="VerbatimChar"/>
-        </w:rPr>
-        <w:t xml:space="preserve">sonar-gate.md</w:t>
-      </w:r>
-      <w:r>
-        <w:t xml:space="preserve"> </w:t>
-      </w:r>
-      <w:r>
-        <w:t xml:space="preserve">and exits. You can run</w:t>
-      </w:r>
-      <w:r>
-        <w:t xml:space="preserve"> </w:t>
-      </w:r>
-      <w:r>
-        <w:rPr>
-          <w:rStyle w:val="VerbatimChar"/>
-        </w:rPr>
-        <w:t xml:space="preserve">/sonar-gate</w:t>
-      </w:r>
-      <w:r>
-        <w:t xml:space="preserve"> </w:t>
-      </w:r>
-      <w:r>
-        <w:t xml:space="preserve">again at any time.</w:t>
-      </w:r>
-    </w:p>
-    <w:p>
-      <w:r>
-        <w:pict>
-          <v:rect style="width:0;height:1.5pt" o:hralign="center" o:hrstd="t" o:hr="t"/>
-        </w:pict>
-      </w:r>
-    </w:p>
-    <w:bookmarkEnd w:id="19"/>
-    <w:bookmarkStart w:id="20" w:name="step-9-when-coverage-passes"/>
-    <w:p>
-      <w:pPr>
-        <w:pStyle w:val="Heading3"/>
-      </w:pPr>
-      <w:r>
-        <w:t xml:space="preserve">Step 9 — When coverage passes</w:t>
-      </w:r>
-    </w:p>
-    <w:p>
-      <w:pPr>
-        <w:pStyle w:val="FirstParagraph"/>
-      </w:pPr>
-      <w:r>
-        <w:t xml:space="preserve">Once both line and condition coverage hit 90%, the skill:</w:t>
+        <w:t xml:space="preserve">in your test directory. Instead of one stub per method, similar methods are merged to keep the file small:</w:t>
       </w:r>
     </w:p>
     <w:p>
@@ -1231,22 +1264,37 @@
         </w:numPr>
       </w:pPr>
       <w:r>
-        <w:t xml:space="preserve">Deletes</w:t>
-      </w:r>
-      <w:r>
-        <w:t xml:space="preserve"> </w:t>
-      </w:r>
-      <w:r>
-        <w:rPr>
-          <w:rStyle w:val="VerbatimChar"/>
-        </w:rPr>
-        <w:t xml:space="preserve">SonarGateStubs.java</w:t>
-      </w:r>
-      <w:r>
-        <w:t xml:space="preserve"> </w:t>
-      </w:r>
-      <w:r>
-        <w:t xml:space="preserve">automatically</w:t>
+        <w:t xml:space="preserve">Methods with the same verb prefix (e.g. </w:t>
+      </w:r>
+      <w:r>
+        <w:rPr>
+          <w:rStyle w:val="VerbatimChar"/>
+        </w:rPr>
+        <w:t xml:space="preserve">getRulesByOrg</w:t>
+      </w:r>
+      <w:r>
+        <w:t xml:space="preserve">,</w:t>
+      </w:r>
+      <w:r>
+        <w:t xml:space="preserve"> </w:t>
+      </w:r>
+      <w:r>
+        <w:rPr>
+          <w:rStyle w:val="VerbatimChar"/>
+        </w:rPr>
+        <w:t xml:space="preserve">getRulesByOrgAndType</w:t>
+      </w:r>
+      <w:r>
+        <w:t xml:space="preserve">) → one stub named</w:t>
+      </w:r>
+      <w:r>
+        <w:t xml:space="preserve"> </w:t>
+      </w:r>
+      <w:r>
+        <w:rPr>
+          <w:rStyle w:val="VerbatimChar"/>
+        </w:rPr>
+        <w:t xml:space="preserve">test_getRules</w:t>
       </w:r>
     </w:p>
     <w:p>
@@ -1258,7 +1306,22 @@
         </w:numPr>
       </w:pPr>
       <w:r>
-        <w:t xml:space="preserve">Prints a PASS confirmation</w:t>
+        <w:t xml:space="preserve">Getters and setters for the same field → one</w:t>
+      </w:r>
+      <w:r>
+        <w:t xml:space="preserve"> </w:t>
+      </w:r>
+      <w:r>
+        <w:rPr>
+          <w:rStyle w:val="VerbatimChar"/>
+        </w:rPr>
+        <w:t xml:space="preserve">test_gettersAndSetters</w:t>
+      </w:r>
+      <w:r>
+        <w:t xml:space="preserve"> </w:t>
+      </w:r>
+      <w:r>
+        <w:t xml:space="preserve">stub</w:t>
       </w:r>
     </w:p>
     <w:p>
@@ -1267,6 +1330,212 @@
         <w:numPr>
           <w:ilvl w:val="0"/>
           <w:numId w:val="1003"/>
+        </w:numPr>
+      </w:pPr>
+      <w:r>
+        <w:t xml:space="preserve">Constructors → folded into the first real method stub</w:t>
+      </w:r>
+    </w:p>
+    <w:p>
+      <w:pPr>
+        <w:pStyle w:val="Compact"/>
+        <w:numPr>
+          <w:ilvl w:val="0"/>
+          <w:numId w:val="1003"/>
+        </w:numPr>
+      </w:pPr>
+      <w:r>
+        <w:t xml:space="preserve">Each stub has a</w:t>
+      </w:r>
+      <w:r>
+        <w:t xml:space="preserve"> </w:t>
+      </w:r>
+      <w:r>
+        <w:rPr>
+          <w:rStyle w:val="VerbatimChar"/>
+        </w:rPr>
+        <w:t xml:space="preserve">// TODO covers: MethodA (line N), MethodB (line N)</w:t>
+      </w:r>
+      <w:r>
+        <w:t xml:space="preserve"> </w:t>
+      </w:r>
+      <w:r>
+        <w:t xml:space="preserve">comment so you know exactly what to test</w:t>
+      </w:r>
+    </w:p>
+    <w:p>
+      <w:pPr>
+        <w:pStyle w:val="FirstParagraph"/>
+      </w:pPr>
+      <w:r>
+        <w:t xml:space="preserve">The skill prints a summary like:</w:t>
+      </w:r>
+      <w:r>
+        <w:t xml:space="preserve"> </w:t>
+      </w:r>
+      <w:r>
+        <w:rPr>
+          <w:rStyle w:val="VerbatimChar"/>
+        </w:rPr>
+        <w:t xml:space="preserve">Stubs generated: 3 (consolidated from 7 uncovered methods — 4 merged)</w:t>
+      </w:r>
+      <w:r>
+        <w:t xml:space="preserve">.</w:t>
+      </w:r>
+    </w:p>
+    <w:p>
+      <w:pPr>
+        <w:pStyle w:val="BodyText"/>
+      </w:pPr>
+      <w:r>
+        <w:t xml:space="preserve">Open</w:t>
+      </w:r>
+      <w:r>
+        <w:t xml:space="preserve"> </w:t>
+      </w:r>
+      <w:r>
+        <w:rPr>
+          <w:rStyle w:val="VerbatimChar"/>
+        </w:rPr>
+        <w:t xml:space="preserve">SonarGateStubs.java</w:t>
+      </w:r>
+      <w:r>
+        <w:t xml:space="preserve">, fill in the test logic (replace each</w:t>
+      </w:r>
+      <w:r>
+        <w:t xml:space="preserve"> </w:t>
+      </w:r>
+      <w:r>
+        <w:rPr>
+          <w:rStyle w:val="VerbatimChar"/>
+        </w:rPr>
+        <w:t xml:space="preserve">fail()</w:t>
+      </w:r>
+      <w:r>
+        <w:t xml:space="preserve"> </w:t>
+      </w:r>
+      <w:r>
+        <w:t xml:space="preserve">with real assertions), then tell the skill you are ready. It re-runs JaCoCo automatically and shows the updated report. Repeat until you reach 90%.</w:t>
+      </w:r>
+    </w:p>
+    <w:p>
+      <w:pPr>
+        <w:pStyle w:val="BodyText"/>
+      </w:pPr>
+      <w:r>
+        <w:rPr>
+          <w:b/>
+          <w:bCs/>
+        </w:rPr>
+        <w:t xml:space="preserve">Choose [2] Continue:</w:t>
+      </w:r>
+      <w:r>
+        <w:t xml:space="preserve"> </w:t>
+      </w:r>
+      <w:r>
+        <w:t xml:space="preserve">The skill logs a warning in</w:t>
+      </w:r>
+      <w:r>
+        <w:t xml:space="preserve"> </w:t>
+      </w:r>
+      <w:r>
+        <w:rPr>
+          <w:rStyle w:val="VerbatimChar"/>
+        </w:rPr>
+        <w:t xml:space="preserve">sonar-gate.md</w:t>
+      </w:r>
+      <w:r>
+        <w:t xml:space="preserve"> </w:t>
+      </w:r>
+      <w:r>
+        <w:t xml:space="preserve">and exits. You can run</w:t>
+      </w:r>
+      <w:r>
+        <w:t xml:space="preserve"> </w:t>
+      </w:r>
+      <w:r>
+        <w:rPr>
+          <w:rStyle w:val="VerbatimChar"/>
+        </w:rPr>
+        <w:t xml:space="preserve">/sonar-gate</w:t>
+      </w:r>
+      <w:r>
+        <w:t xml:space="preserve"> </w:t>
+      </w:r>
+      <w:r>
+        <w:t xml:space="preserve">again at any time.</w:t>
+      </w:r>
+    </w:p>
+    <w:p>
+      <w:r>
+        <w:pict>
+          <v:rect style="width:0;height:1.5pt" o:hralign="center" o:hrstd="t" o:hr="t"/>
+        </w:pict>
+      </w:r>
+    </w:p>
+    <w:bookmarkEnd w:id="19"/>
+    <w:bookmarkStart w:id="20" w:name="step-9-when-coverage-passes"/>
+    <w:p>
+      <w:pPr>
+        <w:pStyle w:val="Heading3"/>
+      </w:pPr>
+      <w:r>
+        <w:t xml:space="preserve">Step 9 — When coverage passes</w:t>
+      </w:r>
+    </w:p>
+    <w:p>
+      <w:pPr>
+        <w:pStyle w:val="FirstParagraph"/>
+      </w:pPr>
+      <w:r>
+        <w:t xml:space="preserve">Once both line and condition coverage hit 90%, the skill:</w:t>
+      </w:r>
+    </w:p>
+    <w:p>
+      <w:pPr>
+        <w:pStyle w:val="Compact"/>
+        <w:numPr>
+          <w:ilvl w:val="0"/>
+          <w:numId w:val="1004"/>
+        </w:numPr>
+      </w:pPr>
+      <w:r>
+        <w:t xml:space="preserve">Deletes</w:t>
+      </w:r>
+      <w:r>
+        <w:t xml:space="preserve"> </w:t>
+      </w:r>
+      <w:r>
+        <w:rPr>
+          <w:rStyle w:val="VerbatimChar"/>
+        </w:rPr>
+        <w:t xml:space="preserve">SonarGateStubs.java</w:t>
+      </w:r>
+      <w:r>
+        <w:t xml:space="preserve"> </w:t>
+      </w:r>
+      <w:r>
+        <w:t xml:space="preserve">automatically</w:t>
+      </w:r>
+    </w:p>
+    <w:p>
+      <w:pPr>
+        <w:pStyle w:val="Compact"/>
+        <w:numPr>
+          <w:ilvl w:val="0"/>
+          <w:numId w:val="1004"/>
+        </w:numPr>
+      </w:pPr>
+      <w:r>
+        <w:t xml:space="preserve">Prints a PASS confirmation</w:t>
+      </w:r>
+    </w:p>
+    <w:p>
+      <w:pPr>
+        <w:pStyle w:val="Compact"/>
+        <w:numPr>
+          <w:ilvl w:val="0"/>
+          <w:numId w:val="1004"/>
         </w:numPr>
       </w:pPr>
       <w:r>
@@ -1959,6 +2228,123 @@
           <w:b/>
           <w:bCs/>
         </w:rPr>
+        <w:t xml:space="preserve">Q: There are 12 uncovered methods but only 4 stubs were generated — is something missing?</w:t>
+      </w:r>
+      <w:r>
+        <w:t xml:space="preserve"> </w:t>
+      </w:r>
+      <w:r>
+        <w:t xml:space="preserve">No. The skill consolidates similar methods to keep the stub file manageable. Each stub lists every method it covers in a</w:t>
+      </w:r>
+      <w:r>
+        <w:t xml:space="preserve"> </w:t>
+      </w:r>
+      <w:r>
+        <w:rPr>
+          <w:rStyle w:val="VerbatimChar"/>
+        </w:rPr>
+        <w:t xml:space="preserve">// TODO covers:</w:t>
+      </w:r>
+      <w:r>
+        <w:t xml:space="preserve"> </w:t>
+      </w:r>
+      <w:r>
+        <w:t xml:space="preserve">comment at the top. Filling in one stub body and writing assertions for all the listed variants is intentional — the goal is fewer, more meaningful tests rather than one stub per method signature.</w:t>
+      </w:r>
+    </w:p>
+    <w:p>
+      <w:pPr>
+        <w:pStyle w:val="BodyText"/>
+      </w:pPr>
+      <w:r>
+        <w:rPr>
+          <w:b/>
+          <w:bCs/>
+        </w:rPr>
+        <w:t xml:space="preserve">Q: What exactly gets merged?</w:t>
+      </w:r>
+      <w:r>
+        <w:t xml:space="preserve"> </w:t>
+      </w:r>
+      <w:r>
+        <w:t xml:space="preserve">Four rules apply: (1) methods sharing the same camelCase verb prefix (e.g. </w:t>
+      </w:r>
+      <w:r>
+        <w:rPr>
+          <w:rStyle w:val="VerbatimChar"/>
+        </w:rPr>
+        <w:t xml:space="preserve">create</w:t>
+      </w:r>
+      <w:r>
+        <w:t xml:space="preserve">,</w:t>
+      </w:r>
+      <w:r>
+        <w:t xml:space="preserve"> </w:t>
+      </w:r>
+      <w:r>
+        <w:rPr>
+          <w:rStyle w:val="VerbatimChar"/>
+        </w:rPr>
+        <w:t xml:space="preserve">createWithDefaults</w:t>
+      </w:r>
+      <w:r>
+        <w:t xml:space="preserve">,</w:t>
+      </w:r>
+      <w:r>
+        <w:t xml:space="preserve"> </w:t>
+      </w:r>
+      <w:r>
+        <w:rPr>
+          <w:rStyle w:val="VerbatimChar"/>
+        </w:rPr>
+        <w:t xml:space="preserve">createForOrg</w:t>
+      </w:r>
+      <w:r>
+        <w:t xml:space="preserve"> </w:t>
+      </w:r>
+      <w:r>
+        <w:t xml:space="preserve">→ one stub); (2) getter/setter pairs for the same field → one</w:t>
+      </w:r>
+      <w:r>
+        <w:t xml:space="preserve"> </w:t>
+      </w:r>
+      <w:r>
+        <w:rPr>
+          <w:rStyle w:val="VerbatimChar"/>
+        </w:rPr>
+        <w:t xml:space="preserve">gettersAndSetters</w:t>
+      </w:r>
+      <w:r>
+        <w:t xml:space="preserve"> </w:t>
+      </w:r>
+      <w:r>
+        <w:t xml:space="preserve">stub; (3) constructors → folded into the first real method stub; (4) all</w:t>
+      </w:r>
+      <w:r>
+        <w:t xml:space="preserve"> </w:t>
+      </w:r>
+      <w:r>
+        <w:rPr>
+          <w:rStyle w:val="VerbatimChar"/>
+        </w:rPr>
+        <w:t xml:space="preserve">&lt;clinit&gt;</w:t>
+      </w:r>
+      <w:r>
+        <w:t xml:space="preserve"> </w:t>
+      </w:r>
+      <w:r>
+        <w:t xml:space="preserve">entries → ignored. Everything else gets its own stub.</w:t>
+      </w:r>
+    </w:p>
+    <w:p>
+      <w:pPr>
+        <w:pStyle w:val="BodyText"/>
+      </w:pPr>
+      <w:r>
+        <w:rPr>
+          <w:b/>
+          <w:bCs/>
+        </w:rPr>
         <w:t xml:space="preserve">Q: I ran it and got PASS immediately with no report. Why?</w:t>
       </w:r>
       <w:r>
@@ -2229,7 +2615,7 @@
         <w:rPr>
           <w:rStyle w:val="VerbatimChar"/>
         </w:rPr>
-        <w:t xml:space="preserve">8. [1] Improve → fill in SonarGateStubs.java → re-run</w:t>
+        <w:t xml:space="preserve">8. [1] Improve → read "// TODO covers:" in each stub → fill in assertions → re-run</w:t>
       </w:r>
       <w:r>
         <w:br/>
@@ -2239,6 +2625,15 @@
           <w:rStyle w:val="VerbatimChar"/>
         </w:rPr>
         <w:t xml:space="preserve">   [2] Continue → warning logged, proceed</w:t>
+      </w:r>
+      <w:r>
+        <w:br/>
+      </w:r>
+      <w:r>
+        <w:rPr>
+          <w:rStyle w:val="VerbatimChar"/>
+        </w:rPr>
+        <w:t xml:space="preserve">   Note: stubs are consolidated — fewer stubs than methods, each stub covers multiple</w:t>
       </w:r>
       <w:r>
         <w:br/>
@@ -2560,6 +2955,9 @@
     <w:abstractNumId w:val="991"/>
   </w:num>
   <w:num w:numId="1003">
+    <w:abstractNumId w:val="991"/>
+  </w:num>
+  <w:num w:numId="1004">
     <w:abstractNumId w:val="99411"/>
     <w:lvlOverride w:ilvl="0">
       <w:startOverride w:val="1"/>
@@ -3254,6 +3652,7 @@
     <w:link w:val="VerbatimChar"/>
     <w:pPr>
       <w:wordWrap w:val="off"/>
+      <w:shd w:val="clear" w:fill="f8f8f8"/>
     </w:pPr>
   </w:style>
   <w:style w:type="character" w:customStyle="1" w:styleId="KeywordTok">
@@ -3261,85 +3660,96 @@
     <w:basedOn w:val="VerbatimChar"/>
     <w:rPr>
       <w:b/>
-      <w:color w:val="007020"/>
+      <w:color w:val="204a87"/>
+      <w:shd w:val="clear" w:fill="f8f8f8"/>
     </w:rPr>
   </w:style>
   <w:style w:type="character" w:customStyle="1" w:styleId="DataTypeTok">
     <w:name w:val="DataTypeTok"/>
     <w:basedOn w:val="VerbatimChar"/>
     <w:rPr>
-      <w:color w:val="902000"/>
+      <w:color w:val="204a87"/>
+      <w:shd w:val="clear" w:fill="f8f8f8"/>
     </w:rPr>
   </w:style>
   <w:style w:type="character" w:customStyle="1" w:styleId="DecValTok">
     <w:name w:val="DecValTok"/>
     <w:basedOn w:val="VerbatimChar"/>
     <w:rPr>
-      <w:color w:val="40a070"/>
+      <w:color w:val="0000cf"/>
+      <w:shd w:val="clear" w:fill="f8f8f8"/>
     </w:rPr>
   </w:style>
   <w:style w:type="character" w:customStyle="1" w:styleId="BaseNTok">
     <w:name w:val="BaseNTok"/>
     <w:basedOn w:val="VerbatimChar"/>
     <w:rPr>
-      <w:color w:val="40a070"/>
+      <w:color w:val="0000cf"/>
+      <w:shd w:val="clear" w:fill="f8f8f8"/>
     </w:rPr>
   </w:style>
   <w:style w:type="character" w:customStyle="1" w:styleId="FloatTok">
     <w:name w:val="FloatTok"/>
     <w:basedOn w:val="VerbatimChar"/>
     <w:rPr>
-      <w:color w:val="40a070"/>
+      <w:color w:val="0000cf"/>
+      <w:shd w:val="clear" w:fill="f8f8f8"/>
     </w:rPr>
   </w:style>
   <w:style w:type="character" w:customStyle="1" w:styleId="ConstantTok">
     <w:name w:val="ConstantTok"/>
     <w:basedOn w:val="VerbatimChar"/>
     <w:rPr>
-      <w:color w:val="880000"/>
+      <w:color w:val="8f5902"/>
+      <w:shd w:val="clear" w:fill="f8f8f8"/>
     </w:rPr>
   </w:style>
   <w:style w:type="character" w:customStyle="1" w:styleId="CharTok">
     <w:name w:val="CharTok"/>
     <w:basedOn w:val="VerbatimChar"/>
     <w:rPr>
-      <w:color w:val="4070a0"/>
+      <w:color w:val="4e9a06"/>
+      <w:shd w:val="clear" w:fill="f8f8f8"/>
     </w:rPr>
   </w:style>
   <w:style w:type="character" w:customStyle="1" w:styleId="SpecialCharTok">
     <w:name w:val="SpecialCharTok"/>
     <w:basedOn w:val="VerbatimChar"/>
     <w:rPr>
-      <w:color w:val="4070a0"/>
+      <w:b/>
+      <w:color w:val="ce5c00"/>
+      <w:shd w:val="clear" w:fill="f8f8f8"/>
     </w:rPr>
   </w:style>
   <w:style w:type="character" w:customStyle="1" w:styleId="StringTok">
     <w:name w:val="StringTok"/>
     <w:basedOn w:val="VerbatimChar"/>
     <w:rPr>
-      <w:color w:val="4070a0"/>
+      <w:color w:val="4e9a06"/>
+      <w:shd w:val="clear" w:fill="f8f8f8"/>
     </w:rPr>
   </w:style>
   <w:style w:type="character" w:customStyle="1" w:styleId="VerbatimStringTok">
     <w:name w:val="VerbatimStringTok"/>
     <w:basedOn w:val="VerbatimChar"/>
     <w:rPr>
-      <w:color w:val="4070a0"/>
+      <w:color w:val="4e9a06"/>
+      <w:shd w:val="clear" w:fill="f8f8f8"/>
     </w:rPr>
   </w:style>
   <w:style w:type="character" w:customStyle="1" w:styleId="SpecialStringTok">
     <w:name w:val="SpecialStringTok"/>
     <w:basedOn w:val="VerbatimChar"/>
     <w:rPr>
-      <w:color w:val="bb6688"/>
+      <w:color w:val="4e9a06"/>
+      <w:shd w:val="clear" w:fill="f8f8f8"/>
     </w:rPr>
   </w:style>
   <w:style w:type="character" w:customStyle="1" w:styleId="ImportTok">
     <w:name w:val="ImportTok"/>
     <w:basedOn w:val="VerbatimChar"/>
     <w:rPr>
-      <w:b/>
-      <w:color w:val="008000"/>
+      <w:shd w:val="clear" w:fill="f8f8f8"/>
     </w:rPr>
   </w:style>
   <w:style w:type="character" w:customStyle="1" w:styleId="CommentTok">
@@ -3347,15 +3757,18 @@
     <w:basedOn w:val="VerbatimChar"/>
     <w:rPr>
       <w:i/>
-      <w:color w:val="60a0b0"/>
+      <w:color w:val="8f5902"/>
+      <w:shd w:val="clear" w:fill="f8f8f8"/>
     </w:rPr>
   </w:style>
   <w:style w:type="character" w:customStyle="1" w:styleId="DocumentationTok">
     <w:name w:val="DocumentationTok"/>
     <w:basedOn w:val="VerbatimChar"/>
     <w:rPr>
+      <w:b/>
       <w:i/>
-      <w:color w:val="ba2121"/>
+      <w:color w:val="8f5902"/>
+      <w:shd w:val="clear" w:fill="f8f8f8"/>
     </w:rPr>
   </w:style>
   <w:style w:type="character" w:customStyle="1" w:styleId="AnnotationTok">
@@ -3364,7 +3777,8 @@
     <w:rPr>
       <w:b/>
       <w:i/>
-      <w:color w:val="60a0b0"/>
+      <w:color w:val="8f5902"/>
+      <w:shd w:val="clear" w:fill="f8f8f8"/>
     </w:rPr>
   </w:style>
   <w:style w:type="character" w:customStyle="1" w:styleId="CommentVarTok">
@@ -3373,28 +3787,33 @@
     <w:rPr>
       <w:b/>
       <w:i/>
-      <w:color w:val="60a0b0"/>
+      <w:color w:val="8f5902"/>
+      <w:shd w:val="clear" w:fill="f8f8f8"/>
     </w:rPr>
   </w:style>
   <w:style w:type="character" w:customStyle="1" w:styleId="OtherTok">
     <w:name w:val="OtherTok"/>
     <w:basedOn w:val="VerbatimChar"/>
     <w:rPr>
-      <w:color w:val="007020"/>
+      <w:color w:val="8f5902"/>
+      <w:shd w:val="clear" w:fill="f8f8f8"/>
     </w:rPr>
   </w:style>
   <w:style w:type="character" w:customStyle="1" w:styleId="FunctionTok">
     <w:name w:val="FunctionTok"/>
     <w:basedOn w:val="VerbatimChar"/>
     <w:rPr>
-      <w:color w:val="06287e"/>
+      <w:b/>
+      <w:color w:val="204a87"/>
+      <w:shd w:val="clear" w:fill="f8f8f8"/>
     </w:rPr>
   </w:style>
   <w:style w:type="character" w:customStyle="1" w:styleId="VariableTok">
     <w:name w:val="VariableTok"/>
     <w:basedOn w:val="VerbatimChar"/>
     <w:rPr>
-      <w:color w:val="19177c"/>
+      <w:color w:val="000000"/>
+      <w:shd w:val="clear" w:fill="f8f8f8"/>
     </w:rPr>
   </w:style>
   <w:style w:type="character" w:customStyle="1" w:styleId="ControlFlowTok">
@@ -3402,46 +3821,56 @@
     <w:basedOn w:val="VerbatimChar"/>
     <w:rPr>
       <w:b/>
-      <w:color w:val="007020"/>
+      <w:color w:val="204a87"/>
+      <w:shd w:val="clear" w:fill="f8f8f8"/>
     </w:rPr>
   </w:style>
   <w:style w:type="character" w:customStyle="1" w:styleId="OperatorTok">
     <w:name w:val="OperatorTok"/>
     <w:basedOn w:val="VerbatimChar"/>
     <w:rPr>
-      <w:color w:val="666666"/>
+      <w:b/>
+      <w:color w:val="ce5c00"/>
+      <w:shd w:val="clear" w:fill="f8f8f8"/>
     </w:rPr>
   </w:style>
   <w:style w:type="character" w:customStyle="1" w:styleId="BuiltInTok">
     <w:name w:val="BuiltInTok"/>
     <w:basedOn w:val="VerbatimChar"/>
     <w:rPr>
-      <w:color w:val="008000"/>
+      <w:shd w:val="clear" w:fill="f8f8f8"/>
     </w:rPr>
   </w:style>
   <w:style w:type="character" w:customStyle="1" w:styleId="ExtensionTok">
     <w:name w:val="ExtensionTok"/>
     <w:basedOn w:val="VerbatimChar"/>
-    <w:rPr/>
+    <w:rPr>
+      <w:shd w:val="clear" w:fill="f8f8f8"/>
+    </w:rPr>
   </w:style>
   <w:style w:type="character" w:customStyle="1" w:styleId="PreprocessorTok">
     <w:name w:val="PreprocessorTok"/>
     <w:basedOn w:val="VerbatimChar"/>
     <w:rPr>
-      <w:color w:val="bc7a00"/>
+      <w:i/>
+      <w:color w:val="8f5902"/>
+      <w:shd w:val="clear" w:fill="f8f8f8"/>
     </w:rPr>
   </w:style>
   <w:style w:type="character" w:customStyle="1" w:styleId="AttributeTok">
     <w:name w:val="AttributeTok"/>
     <w:basedOn w:val="VerbatimChar"/>
     <w:rPr>
-      <w:color w:val="7d9029"/>
+      <w:color w:val="204a87"/>
+      <w:shd w:val="clear" w:fill="f8f8f8"/>
     </w:rPr>
   </w:style>
   <w:style w:type="character" w:customStyle="1" w:styleId="RegionMarkerTok">
     <w:name w:val="RegionMarkerTok"/>
     <w:basedOn w:val="VerbatimChar"/>
-    <w:rPr/>
+    <w:rPr>
+      <w:shd w:val="clear" w:fill="f8f8f8"/>
+    </w:rPr>
   </w:style>
   <w:style w:type="character" w:customStyle="1" w:styleId="InformationTok">
     <w:name w:val="InformationTok"/>
@@ -3449,7 +3878,8 @@
     <w:rPr>
       <w:b/>
       <w:i/>
-      <w:color w:val="60a0b0"/>
+      <w:color w:val="8f5902"/>
+      <w:shd w:val="clear" w:fill="f8f8f8"/>
     </w:rPr>
   </w:style>
   <w:style w:type="character" w:customStyle="1" w:styleId="WarningTok">
@@ -3458,15 +3888,16 @@
     <w:rPr>
       <w:b/>
       <w:i/>
-      <w:color w:val="60a0b0"/>
+      <w:color w:val="8f5902"/>
+      <w:shd w:val="clear" w:fill="f8f8f8"/>
     </w:rPr>
   </w:style>
   <w:style w:type="character" w:customStyle="1" w:styleId="AlertTok">
     <w:name w:val="AlertTok"/>
     <w:basedOn w:val="VerbatimChar"/>
     <w:rPr>
-      <w:b/>
-      <w:color w:val="ff0000"/>
+      <w:color w:val="ef2929"/>
+      <w:shd w:val="clear" w:fill="f8f8f8"/>
     </w:rPr>
   </w:style>
   <w:style w:type="character" w:customStyle="1" w:styleId="ErrorTok">
@@ -3474,13 +3905,16 @@
     <w:basedOn w:val="VerbatimChar"/>
     <w:rPr>
       <w:b/>
-      <w:color w:val="ff0000"/>
+      <w:color w:val="a40000"/>
+      <w:shd w:val="clear" w:fill="f8f8f8"/>
     </w:rPr>
   </w:style>
   <w:style w:type="character" w:customStyle="1" w:styleId="NormalTok">
     <w:name w:val="NormalTok"/>
     <w:basedOn w:val="VerbatimChar"/>
-    <w:rPr/>
+    <w:rPr>
+      <w:shd w:val="clear" w:fill="f8f8f8"/>
+    </w:rPr>
   </w:style>
 </w:styles>
 </file>
